--- a/ml lab ex 4.docx
+++ b/ml lab ex 4.docx
@@ -52,14 +52,323 @@
       </w:pPr>
       <w:r>
         <w:rPr>
-          <w:noProof/>
+          <w:lang w:val="en-US"/>
+        </w:rPr>
+        <w:t xml:space="preserve">from </w:t>
+      </w:r>
+      <w:proofErr w:type="spellStart"/>
+      <w:proofErr w:type="gramStart"/>
+      <w:r>
+        <w:rPr>
+          <w:lang w:val="en-US"/>
+        </w:rPr>
+        <w:t>sklearn.neural</w:t>
+      </w:r>
+      <w:proofErr w:type="gramEnd"/>
+      <w:r>
+        <w:rPr>
+          <w:lang w:val="en-US"/>
+        </w:rPr>
+        <w:t>_network</w:t>
+      </w:r>
+      <w:proofErr w:type="spellEnd"/>
+      <w:r>
+        <w:rPr>
+          <w:lang w:val="en-US"/>
+        </w:rPr>
+        <w:t xml:space="preserve"> import </w:t>
+      </w:r>
+      <w:proofErr w:type="spellStart"/>
+      <w:r>
+        <w:rPr>
+          <w:lang w:val="en-US"/>
+        </w:rPr>
+        <w:t>MLPClassifier</w:t>
+      </w:r>
+      <w:proofErr w:type="spellEnd"/>
+    </w:p>
+    <w:p>
+      <w:pPr>
+        <w:rPr>
+          <w:lang w:val="en-US"/>
+        </w:rPr>
+      </w:pPr>
+      <w:r>
+        <w:rPr>
+          <w:lang w:val="en-US"/>
+        </w:rPr>
+        <w:t>X</w:t>
+      </w:r>
+      <w:proofErr w:type="gramStart"/>
+      <w:r>
+        <w:rPr>
+          <w:lang w:val="en-US"/>
+        </w:rPr>
+        <w:t>=[</w:t>
+      </w:r>
+      <w:proofErr w:type="gramEnd"/>
+      <w:r>
+        <w:rPr>
+          <w:lang w:val="en-US"/>
+        </w:rPr>
+        <w:t>[0,0</w:t>
+      </w:r>
+      <w:proofErr w:type="gramStart"/>
+      <w:r>
+        <w:rPr>
+          <w:lang w:val="en-US"/>
+        </w:rPr>
+        <w:t>],[</w:t>
+      </w:r>
+      <w:proofErr w:type="gramEnd"/>
+      <w:r>
+        <w:rPr>
+          <w:lang w:val="en-US"/>
+        </w:rPr>
+        <w:t>0,1</w:t>
+      </w:r>
+      <w:proofErr w:type="gramStart"/>
+      <w:r>
+        <w:rPr>
+          <w:lang w:val="en-US"/>
+        </w:rPr>
+        <w:t>],[</w:t>
+      </w:r>
+      <w:proofErr w:type="gramEnd"/>
+      <w:r>
+        <w:rPr>
+          <w:lang w:val="en-US"/>
+        </w:rPr>
+        <w:t>1,0</w:t>
+      </w:r>
+      <w:proofErr w:type="gramStart"/>
+      <w:r>
+        <w:rPr>
+          <w:lang w:val="en-US"/>
+        </w:rPr>
+        <w:t>],[</w:t>
+      </w:r>
+      <w:proofErr w:type="gramEnd"/>
+      <w:r>
+        <w:rPr>
+          <w:lang w:val="en-US"/>
+        </w:rPr>
+        <w:t>1,1]]</w:t>
+      </w:r>
+    </w:p>
+    <w:p>
+      <w:pPr>
+        <w:rPr>
+          <w:lang w:val="en-US"/>
+        </w:rPr>
+      </w:pPr>
+      <w:r>
+        <w:rPr>
+          <w:lang w:val="en-US"/>
+        </w:rPr>
+        <w:t>y</w:t>
+      </w:r>
+      <w:proofErr w:type="gramStart"/>
+      <w:r>
+        <w:rPr>
+          <w:lang w:val="en-US"/>
+        </w:rPr>
+        <w:t>=[</w:t>
+      </w:r>
+      <w:proofErr w:type="gramEnd"/>
+      <w:r>
+        <w:rPr>
+          <w:lang w:val="en-US"/>
+        </w:rPr>
+        <w:t>0,1,1,0]</w:t>
+      </w:r>
+    </w:p>
+    <w:p>
+      <w:pPr>
+        <w:rPr>
+          <w:lang w:val="en-US"/>
+        </w:rPr>
+      </w:pPr>
+      <w:proofErr w:type="spellStart"/>
+      <w:r>
+        <w:rPr>
+          <w:lang w:val="en-US"/>
+        </w:rPr>
+        <w:t>ann</w:t>
+      </w:r>
+      <w:proofErr w:type="spellEnd"/>
+      <w:r>
+        <w:rPr>
+          <w:lang w:val="en-US"/>
+        </w:rPr>
+        <w:t>=</w:t>
+      </w:r>
+      <w:proofErr w:type="spellStart"/>
+      <w:r>
+        <w:rPr>
+          <w:lang w:val="en-US"/>
+        </w:rPr>
+        <w:t>MLPClassifier</w:t>
+      </w:r>
+      <w:proofErr w:type="spellEnd"/>
+      <w:r>
+        <w:rPr>
+          <w:lang w:val="en-US"/>
+        </w:rPr>
+        <w:t>(</w:t>
+      </w:r>
+      <w:proofErr w:type="spellStart"/>
+      <w:r>
+        <w:rPr>
+          <w:lang w:val="en-US"/>
+        </w:rPr>
+        <w:t>hidden_layer_sizes</w:t>
+      </w:r>
+      <w:proofErr w:type="spellEnd"/>
+      <w:r>
+        <w:rPr>
+          <w:lang w:val="en-US"/>
+        </w:rPr>
+        <w:t>=(2,</w:t>
+      </w:r>
+      <w:proofErr w:type="gramStart"/>
+      <w:r>
+        <w:rPr>
+          <w:lang w:val="en-US"/>
+        </w:rPr>
+        <w:t>),</w:t>
+      </w:r>
+      <w:proofErr w:type="spellStart"/>
+      <w:r>
+        <w:rPr>
+          <w:lang w:val="en-US"/>
+        </w:rPr>
+        <w:t>max</w:t>
+      </w:r>
+      <w:proofErr w:type="gramEnd"/>
+      <w:r>
+        <w:rPr>
+          <w:lang w:val="en-US"/>
+        </w:rPr>
+        <w:t>_iter</w:t>
+      </w:r>
+      <w:proofErr w:type="spellEnd"/>
+      <w:r>
+        <w:rPr>
+          <w:lang w:val="en-US"/>
+        </w:rPr>
+        <w:t>=1000)</w:t>
+      </w:r>
+    </w:p>
+    <w:p>
+      <w:pPr>
+        <w:rPr>
+          <w:lang w:val="en-US"/>
+        </w:rPr>
+      </w:pPr>
+      <w:proofErr w:type="spellStart"/>
+      <w:r>
+        <w:rPr>
+          <w:lang w:val="en-US"/>
+        </w:rPr>
+        <w:t>ann.fit</w:t>
+      </w:r>
+      <w:proofErr w:type="spellEnd"/>
+      <w:r>
+        <w:rPr>
+          <w:lang w:val="en-US"/>
+        </w:rPr>
+        <w:t>(</w:t>
+      </w:r>
+      <w:proofErr w:type="spellStart"/>
+      <w:proofErr w:type="gramStart"/>
+      <w:r>
+        <w:rPr>
+          <w:lang w:val="en-US"/>
+        </w:rPr>
+        <w:t>X,y</w:t>
+      </w:r>
+      <w:proofErr w:type="spellEnd"/>
+      <w:proofErr w:type="gramEnd"/>
+      <w:r>
+        <w:rPr>
+          <w:lang w:val="en-US"/>
+        </w:rPr>
+        <w:t>)</w:t>
+      </w:r>
+    </w:p>
+    <w:p>
+      <w:pPr>
+        <w:rPr>
+          <w:lang w:val="en-US"/>
+        </w:rPr>
+      </w:pPr>
+      <w:r>
+        <w:rPr>
+          <w:lang w:val="en-US"/>
+        </w:rPr>
+        <w:t>print("Prediction:</w:t>
+      </w:r>
+      <w:proofErr w:type="gramStart"/>
+      <w:r>
+        <w:rPr>
+          <w:lang w:val="en-US"/>
+        </w:rPr>
+        <w:t>",</w:t>
+      </w:r>
+      <w:proofErr w:type="spellStart"/>
+      <w:r>
+        <w:rPr>
+          <w:lang w:val="en-US"/>
+        </w:rPr>
+        <w:t>ann</w:t>
+      </w:r>
+      <w:proofErr w:type="gramEnd"/>
+      <w:r>
+        <w:rPr>
+          <w:lang w:val="en-US"/>
+        </w:rPr>
+        <w:t>.</w:t>
+      </w:r>
+      <w:proofErr w:type="gramStart"/>
+      <w:r>
+        <w:rPr>
+          <w:lang w:val="en-US"/>
+        </w:rPr>
+        <w:t>predict</w:t>
+      </w:r>
+      <w:proofErr w:type="spellEnd"/>
+      <w:r>
+        <w:rPr>
+          <w:lang w:val="en-US"/>
+        </w:rPr>
+        <w:t>(</w:t>
+      </w:r>
+      <w:proofErr w:type="gramEnd"/>
+      <w:r>
+        <w:rPr>
+          <w:lang w:val="en-US"/>
+        </w:rPr>
+        <w:t>[[1,0]]))</w:t>
+      </w:r>
+    </w:p>
+    <w:p>
+      <w:pPr>
+        <w:rPr>
+          <w:lang w:val="en-US"/>
+        </w:rPr>
+      </w:pPr>
+    </w:p>
+    <w:p>
+      <w:r>
+        <w:rPr>
           <w:lang w:val="en-US"/>
         </w:rPr>
         <w:drawing>
-          <wp:inline distT="0" distB="0" distL="0" distR="0" wp14:anchorId="7CCFB865" wp14:editId="47E1F679">
-            <wp:extent cx="5731510" cy="1796415"/>
-            <wp:effectExtent l="0" t="0" r="2540" b="0"/>
-            <wp:docPr id="1803198489" name="Picture 1"/>
+          <wp:inline distT="0" distB="0" distL="0" distR="0" wp14:anchorId="3BF6E3D6" wp14:editId="3BF655D5">
+            <wp:extent cx="5982970" cy="2202180"/>
+            <wp:effectExtent l="0" t="0" r="0" b="7620"/>
+            <wp:docPr id="2117330587" name="Picture 1"/>
             <wp:cNvGraphicFramePr>
               <a:graphicFrameLocks xmlns:a="http://schemas.openxmlformats.org/drawingml/2006/main" noChangeAspect="1"/>
             </wp:cNvGraphicFramePr>
@@ -67,7 +376,7 @@
               <a:graphicData uri="http://schemas.openxmlformats.org/drawingml/2006/picture">
                 <pic:pic xmlns:pic="http://schemas.openxmlformats.org/drawingml/2006/picture">
                   <pic:nvPicPr>
-                    <pic:cNvPr id="1803198489" name=""/>
+                    <pic:cNvPr id="2117330587" name=""/>
                     <pic:cNvPicPr/>
                   </pic:nvPicPr>
                   <pic:blipFill>
@@ -79,7 +388,7 @@
                   <pic:spPr>
                     <a:xfrm>
                       <a:off x="0" y="0"/>
-                      <a:ext cx="5731510" cy="1796415"/>
+                      <a:ext cx="5982970" cy="2202180"/>
                     </a:xfrm>
                     <a:prstGeom prst="rect">
                       <a:avLst/>
@@ -92,7 +401,6 @@
         </w:drawing>
       </w:r>
     </w:p>
-    <w:p/>
     <w:sectPr>
       <w:pgSz w:w="11906" w:h="16838"/>
       <w:pgMar w:top="1440" w:right="1440" w:bottom="1440" w:left="1440" w:header="708" w:footer="708" w:gutter="0"/>
